--- a/vertragsdokumente/bautraegervertrag-marewald/bautraegervertrag-marewald.docx
+++ b/vertragsdokumente/bautraegervertrag-marewald/bautraegervertrag-marewald.docx
@@ -2,33 +2,44 @@
 <file path=word/document.xml><?xml version="1.0" encoding="utf-8"?>
 <w:document xmlns:w="http://schemas.openxmlformats.org/wordprocessingml/2006/main" xmlns:m="http://schemas.openxmlformats.org/officeDocument/2006/math" xmlns:r="http://schemas.openxmlformats.org/officeDocument/2006/relationships" xmlns:o="urn:schemas-microsoft-com:office:office" xmlns:v="urn:schemas-microsoft-com:vml" xmlns:w10="urn:schemas-microsoft-com:office:word" xmlns:a="http://schemas.openxmlformats.org/drawingml/2006/main" xmlns:pic="http://schemas.openxmlformats.org/drawingml/2006/picture" xmlns:wp="http://schemas.openxmlformats.org/drawingml/2006/wordprocessingDrawing">
   <w:body>
-    <w:bookmarkStart w:id="9" w:name="bauträgervertrag"/>
+    <w:bookmarkStart w:id="9" w:name="entwurf"/>
     <w:p>
       <w:pPr>
         <w:pStyle w:val="Heading1"/>
       </w:pPr>
       <w:r>
+        <w:t xml:space="preserve">ENTWURF</w:t>
+      </w:r>
+    </w:p>
+    <w:bookmarkEnd w:id="9"/>
+    <w:bookmarkStart w:id="11" w:name="bauträgervertrag"/>
+    <w:p>
+      <w:pPr>
+        <w:pStyle w:val="Title"/>
+      </w:pPr>
+      <w:r>
         <w:t xml:space="preserve">Bauträgervertrag</w:t>
       </w:r>
     </w:p>
-    <w:bookmarkEnd w:id="9"/>
-    <w:bookmarkStart w:id="11" w:name="ur-nr.-7442026-bs"/>
-    <w:p>
-      <w:pPr>
-        <w:pStyle w:val="Heading1"/>
-      </w:pPr>
-      <w:br w:type="page"/>
-      <w:r>
-        <w:t xml:space="preserve">UR-Nr. 744/2026 BS</w:t>
-      </w:r>
-    </w:p>
-    <w:bookmarkStart w:id="10" w:name="verhandelt"/>
+    <w:p>
+      <w:pPr>
+        <w:pStyle w:val="FirstParagraph"/>
+      </w:pPr>
+      <w:r>
+        <w:rPr>
+          <w:b/>
+          <w:bCs/>
+        </w:rPr>
+        <w:t xml:space="preserve">UR-Nr. ____________________</w:t>
+      </w:r>
+    </w:p>
+    <w:bookmarkStart w:id="10" w:name="vorgesehener-beurkundungstermin"/>
     <w:p>
       <w:pPr>
         <w:pStyle w:val="Heading2"/>
       </w:pPr>
       <w:r>
-        <w:t xml:space="preserve">Verhandelt</w:t>
+        <w:t xml:space="preserve">Vorgesehener Beurkundungstermin</w:t>
       </w:r>
     </w:p>
     <w:p>
@@ -36,15 +47,15 @@
         <w:pStyle w:val="FirstParagraph"/>
       </w:pPr>
       <w:r>
-        <w:t xml:space="preserve">zu Hamburg, am 12. Juni 2026</w:t>
-      </w:r>
-    </w:p>
-    <w:p>
-      <w:pPr>
-        <w:pStyle w:val="BodyText"/>
-      </w:pPr>
-      <w:r>
-        <w:t xml:space="preserve">Vor mir, der unterzeichnenden Notarin im Bezirk des Hanseatischen Oberlandesgerichts</w:t>
+        <w:t xml:space="preserve">Hamburg, vorgesehen für den 12. Juni 2026</w:t>
+      </w:r>
+    </w:p>
+    <w:p>
+      <w:pPr>
+        <w:pStyle w:val="BodyText"/>
+      </w:pPr>
+      <w:r>
+        <w:t xml:space="preserve">Vorgesehene Notarin im Bezirk des Hanseatischen Oberlandesgerichts</w:t>
       </w:r>
     </w:p>
     <w:p>
@@ -72,7 +83,7 @@
         <w:pStyle w:val="BodyText"/>
       </w:pPr>
       <w:r>
-        <w:t xml:space="preserve">erschienen heute:</w:t>
+        <w:t xml:space="preserve">Vorgesehene Beteiligte:</w:t>
       </w:r>
     </w:p>
     <w:p>
@@ -109,7 +120,7 @@
         <w:pStyle w:val="BodyText"/>
       </w:pPr>
       <w:r>
-        <w:t xml:space="preserve">der Notarin von Person bekannt,</w:t>
+        <w:t xml:space="preserve">Identität im Beurkundungstermin festzustellen,</w:t>
       </w:r>
     </w:p>
     <w:p>
@@ -189,7 +200,7 @@
         <w:pStyle w:val="BodyText"/>
       </w:pPr>
       <w:r>
-        <w:t xml:space="preserve">Die Vertretungsberechtigung wurde der Notarin durch Einsicht in das Handelsregister am heutigen Tage nachgewiesen.</w:t>
+        <w:t xml:space="preserve">Die Vertretungsberechtigung ist im Beurkundungstermin anhand des Handelsregisters nachzuweisen.</w:t>
       </w:r>
     </w:p>
     <w:p>
@@ -226,7 +237,7 @@
         <w:pStyle w:val="BodyText"/>
       </w:pPr>
       <w:r>
-        <w:t xml:space="preserve">ausgewiesen durch gültigen Personalausweis,</w:t>
+        <w:t xml:space="preserve">Identität im Beurkundungstermin durch gültigen Personalausweis festzustellen,</w:t>
       </w:r>
     </w:p>
     <w:p>
@@ -242,31 +253,31 @@
         <w:pStyle w:val="BodyText"/>
       </w:pPr>
       <w:r>
-        <w:t xml:space="preserve">Auf Befragen der Notarin erklärten der Erschienene zu 1. auf Rechnung des von ihm Vertretenen und die Erschienene zu 2. auf eigene Rechnung zu handeln.</w:t>
-      </w:r>
-    </w:p>
-    <w:p>
-      <w:pPr>
-        <w:pStyle w:val="BodyText"/>
-      </w:pPr>
-      <w:r>
-        <w:t xml:space="preserve">Die Notarin hat die Beteiligten befragt, ob bei der nachstehend zu beurkundenden Angelegenheit eine der mit ihr zur gemeinsamen Berufsausübung verbundenen Personen oder sie selbst außerhalb der Amtstätigkeit bereits tätig war oder ist. Die Beteiligten erklärten, dass dies nicht der Fall sei.</w:t>
-      </w:r>
-    </w:p>
-    <w:p>
-      <w:pPr>
-        <w:pStyle w:val="BodyText"/>
-      </w:pPr>
-      <w:r>
-        <w:t xml:space="preserve">Der Käufer erklärte im Hinblick auf § 17 Abs. 2a Satz 2 Nr. 2 BeurkG, dass ihm der beabsichtigte Text dieses Vertrages einschließlich der in Bezug genommenen Baubeschreibung und der Teilungserklärung am 26. Mai 2026 — somit mehr als zwei Wochen vor dem heutigen Beurkundungstag — von der Notarin zur Verfügung gestellt wurde und dass er ausreichend Gelegenheit zur Prüfung hatte.</w:t>
-      </w:r>
-    </w:p>
-    <w:p>
-      <w:pPr>
-        <w:pStyle w:val="BodyText"/>
-      </w:pPr>
-      <w:r>
-        <w:t xml:space="preserve">Die Erschienenen baten sodann um die Beurkundung des nachstehenden</w:t>
+        <w:t xml:space="preserve">Im Beurkundungstermin sollen der Beteiligte zu 1. das Handeln auf Rechnung des Vertretenen und die Beteiligte zu 2. das Handeln auf eigene Rechnung erklären.</w:t>
+      </w:r>
+    </w:p>
+    <w:p>
+      <w:pPr>
+        <w:pStyle w:val="BodyText"/>
+      </w:pPr>
+      <w:r>
+        <w:t xml:space="preserve">Vor der Protokollierung hat die Notarin die Beteiligten zu einer möglichen Vorbefassung außerhalb ihrer Amtstätigkeit zu befragen. Ihre Erklärungen sind erst im Beurkundungstermin aufzunehmen.</w:t>
+      </w:r>
+    </w:p>
+    <w:p>
+      <w:pPr>
+        <w:pStyle w:val="BodyText"/>
+      </w:pPr>
+      <w:r>
+        <w:t xml:space="preserve">Nach Angabe des Käufers wurde ihm der beabsichtigte Text dieses Vertrages einschließlich Baubeschreibung und Teilungserklärung am 26. Mai 2026 von der Notarin zur Verfügung gestellt. Für den vorgesehenen Termin am 12. Juni 2026 ergibt dies mehr als zwei Wochen. Die tatsächliche Bereitstellung, Vollständigkeit und Prüfungsgelegenheit sind im Beurkundungstermin im Hinblick auf § 17 Abs. 2a Satz 2 Nr. 2 BeurkG festzustellen.</w:t>
+      </w:r>
+    </w:p>
+    <w:p>
+      <w:pPr>
+        <w:pStyle w:val="BodyText"/>
+      </w:pPr>
+      <w:r>
+        <w:t xml:space="preserve">Zur Beurkundung vorgesehener Vertragstext</w:t>
       </w:r>
     </w:p>
     <w:bookmarkEnd w:id="10"/>
@@ -364,7 +375,7 @@
         <w:t xml:space="preserve"> </w:t>
       </w:r>
       <w:r>
-        <w:t xml:space="preserve">Die Baubeschreibung in der Fassung Mai 2026, Version 3.0 (Anlage Baubeschreibung zu dieser Urkunde) ist Gegenstand der Beurkundung und Bestandteil der vom Verkäufer geschuldeten Leistung. Auf das Verlesen wird nicht verzichtet; die Baubeschreibung wurde mitverlesen und als Anlage mitbeurkundet. Visualisierungen, Exposés und die Musterwohnung sind keine selbständigen Vertragsbestandteile; ihre Berücksichtigung als vertragsbegleitende Umstände bei der Auslegung unvollständiger oder unklarer Leistungsbeschreibungen bleibt unberührt.</w:t>
+        <w:t xml:space="preserve">Die Baubeschreibung in der Fassung Mai 2026, Version 3.0 (Anlage Baubeschreibung zu dieser Urkunde) soll Gegenstand der Beurkundung und Bestandteil der vom Verkäufer geschuldeten Leistung werden. Auf das Verlesen soll nicht verzichtet werden; die Baubeschreibung ist im Beurkundungstermin mitzuverlesen und als Anlage mitbeurkunden zu lassen. Visualisierungen, Exposés und die Musterwohnung sind keine selbständigen Vertragsbestandteile; ihre Berücksichtigung als vertragsbegleitende Umstände bei der Auslegung unvollständiger oder unklarer Leistungsbeschreibungen bleibt unberührt.</w:t>
       </w:r>
     </w:p>
     <w:p>
@@ -474,7 +485,7 @@
         <w:t xml:space="preserve"> </w:t>
       </w:r>
       <w:r>
-        <w:t xml:space="preserve">Die Notarin hat das Grundbuch gemäß § 1.1 am heutigen Tage elektronisch eingesehen.</w:t>
+        <w:t xml:space="preserve">Die Notarin soll das Grundbuch gemäß § 1.1 im Beurkundungstermin elektronisch einsehen und den Stand dokumentieren.</w:t>
       </w:r>
     </w:p>
     <w:p>
@@ -696,18 +707,28 @@
         <w:tblW w:type="pct" w:w="5000"/>
         <w:tblLayout w:type="fixed"/>
         <w:tblLook w:firstRow="1" w:lastRow="0" w:firstColumn="0" w:lastColumn="0" w:noHBand="0" w:noVBand="0" w:val="0020"/>
+        <w:tblBorders>
+          <w:top w:val="single" w:sz="4" w:color="D9D9D9"/>
+          <w:left w:val="single" w:sz="4" w:color="D9D9D9"/>
+          <w:bottom w:val="single" w:sz="4" w:color="D9D9D9"/>
+          <w:right w:val="single" w:sz="4" w:color="D9D9D9"/>
+          <w:insideH w:val="single" w:sz="4" w:color="D9D9D9"/>
+          <w:insideV w:val="single" w:sz="4" w:color="D9D9D9"/>
+        </w:tblBorders>
       </w:tblPr>
       <w:tblGrid>
-        <w:gridCol w:w="2640"/>
-        <w:gridCol w:w="2640"/>
-        <w:gridCol w:w="2640"/>
+        <w:gridCol w:w="737"/>
+        <w:gridCol w:w="7030"/>
+        <w:gridCol w:w="1474"/>
       </w:tblGrid>
       <w:tr>
         <w:trPr>
           <w:tblHeader w:val="on"/>
         </w:trPr>
         <w:tc>
-          <w:tcPr/>
+          <w:tcPr>
+            <w:tcW w:type="dxa" w:w="737"/>
+          </w:tcPr>
           <w:p>
             <w:pPr>
               <w:pStyle w:val="Compact"/>
@@ -718,7 +739,9 @@
           </w:p>
         </w:tc>
         <w:tc>
-          <w:tcPr/>
+          <w:tcPr>
+            <w:tcW w:type="dxa" w:w="7030"/>
+          </w:tcPr>
           <w:p>
             <w:pPr>
               <w:pStyle w:val="Compact"/>
@@ -729,7 +752,9 @@
           </w:p>
         </w:tc>
         <w:tc>
-          <w:tcPr/>
+          <w:tcPr>
+            <w:tcW w:type="dxa" w:w="1474"/>
+          </w:tcPr>
           <w:p>
             <w:pPr>
               <w:pStyle w:val="Compact"/>
@@ -742,7 +767,9 @@
       </w:tr>
       <w:tr>
         <w:tc>
-          <w:tcPr/>
+          <w:tcPr>
+            <w:tcW w:type="dxa" w:w="737"/>
+          </w:tcPr>
           <w:p>
             <w:pPr>
               <w:pStyle w:val="Compact"/>
@@ -753,7 +780,9 @@
           </w:p>
         </w:tc>
         <w:tc>
-          <w:tcPr/>
+          <w:tcPr>
+            <w:tcW w:type="dxa" w:w="7030"/>
+          </w:tcPr>
           <w:p>
             <w:pPr>
               <w:pStyle w:val="Compact"/>
@@ -764,7 +793,9 @@
           </w:p>
         </w:tc>
         <w:tc>
-          <w:tcPr/>
+          <w:tcPr>
+            <w:tcW w:type="dxa" w:w="1474"/>
+          </w:tcPr>
           <w:p>
             <w:pPr>
               <w:pStyle w:val="Compact"/>
@@ -777,7 +808,9 @@
       </w:tr>
       <w:tr>
         <w:tc>
-          <w:tcPr/>
+          <w:tcPr>
+            <w:tcW w:type="dxa" w:w="737"/>
+          </w:tcPr>
           <w:p>
             <w:pPr>
               <w:pStyle w:val="Compact"/>
@@ -788,7 +821,9 @@
           </w:p>
         </w:tc>
         <w:tc>
-          <w:tcPr/>
+          <w:tcPr>
+            <w:tcW w:type="dxa" w:w="7030"/>
+          </w:tcPr>
           <w:p>
             <w:pPr>
               <w:pStyle w:val="Compact"/>
@@ -799,7 +834,9 @@
           </w:p>
         </w:tc>
         <w:tc>
-          <w:tcPr/>
+          <w:tcPr>
+            <w:tcW w:type="dxa" w:w="1474"/>
+          </w:tcPr>
           <w:p>
             <w:pPr>
               <w:pStyle w:val="Compact"/>
@@ -812,7 +849,9 @@
       </w:tr>
       <w:tr>
         <w:tc>
-          <w:tcPr/>
+          <w:tcPr>
+            <w:tcW w:type="dxa" w:w="737"/>
+          </w:tcPr>
           <w:p>
             <w:pPr>
               <w:pStyle w:val="Compact"/>
@@ -823,7 +862,9 @@
           </w:p>
         </w:tc>
         <w:tc>
-          <w:tcPr/>
+          <w:tcPr>
+            <w:tcW w:type="dxa" w:w="7030"/>
+          </w:tcPr>
           <w:p>
             <w:pPr>
               <w:pStyle w:val="Compact"/>
@@ -834,7 +875,9 @@
           </w:p>
         </w:tc>
         <w:tc>
-          <w:tcPr/>
+          <w:tcPr>
+            <w:tcW w:type="dxa" w:w="1474"/>
+          </w:tcPr>
           <w:p>
             <w:pPr>
               <w:pStyle w:val="Compact"/>
@@ -847,7 +890,9 @@
       </w:tr>
       <w:tr>
         <w:tc>
-          <w:tcPr/>
+          <w:tcPr>
+            <w:tcW w:type="dxa" w:w="737"/>
+          </w:tcPr>
           <w:p>
             <w:pPr>
               <w:pStyle w:val="Compact"/>
@@ -858,7 +903,9 @@
           </w:p>
         </w:tc>
         <w:tc>
-          <w:tcPr/>
+          <w:tcPr>
+            <w:tcW w:type="dxa" w:w="7030"/>
+          </w:tcPr>
           <w:p>
             <w:pPr>
               <w:pStyle w:val="Compact"/>
@@ -869,7 +916,9 @@
           </w:p>
         </w:tc>
         <w:tc>
-          <w:tcPr/>
+          <w:tcPr>
+            <w:tcW w:type="dxa" w:w="1474"/>
+          </w:tcPr>
           <w:p>
             <w:pPr>
               <w:pStyle w:val="Compact"/>
@@ -882,7 +931,9 @@
       </w:tr>
       <w:tr>
         <w:tc>
-          <w:tcPr/>
+          <w:tcPr>
+            <w:tcW w:type="dxa" w:w="737"/>
+          </w:tcPr>
           <w:p>
             <w:pPr>
               <w:pStyle w:val="Compact"/>
@@ -893,7 +944,9 @@
           </w:p>
         </w:tc>
         <w:tc>
-          <w:tcPr/>
+          <w:tcPr>
+            <w:tcW w:type="dxa" w:w="7030"/>
+          </w:tcPr>
           <w:p>
             <w:pPr>
               <w:pStyle w:val="Compact"/>
@@ -904,7 +957,9 @@
           </w:p>
         </w:tc>
         <w:tc>
-          <w:tcPr/>
+          <w:tcPr>
+            <w:tcW w:type="dxa" w:w="1474"/>
+          </w:tcPr>
           <w:p>
             <w:pPr>
               <w:pStyle w:val="Compact"/>
@@ -917,7 +972,9 @@
       </w:tr>
       <w:tr>
         <w:tc>
-          <w:tcPr/>
+          <w:tcPr>
+            <w:tcW w:type="dxa" w:w="737"/>
+          </w:tcPr>
           <w:p>
             <w:pPr>
               <w:pStyle w:val="Compact"/>
@@ -928,7 +985,9 @@
           </w:p>
         </w:tc>
         <w:tc>
-          <w:tcPr/>
+          <w:tcPr>
+            <w:tcW w:type="dxa" w:w="7030"/>
+          </w:tcPr>
           <w:p>
             <w:pPr>
               <w:pStyle w:val="Compact"/>
@@ -939,7 +998,9 @@
           </w:p>
         </w:tc>
         <w:tc>
-          <w:tcPr/>
+          <w:tcPr>
+            <w:tcW w:type="dxa" w:w="1474"/>
+          </w:tcPr>
           <w:p>
             <w:pPr>
               <w:pStyle w:val="Compact"/>
@@ -952,7 +1013,9 @@
       </w:tr>
       <w:tr>
         <w:tc>
-          <w:tcPr/>
+          <w:tcPr>
+            <w:tcW w:type="dxa" w:w="737"/>
+          </w:tcPr>
           <w:p>
             <w:pPr>
               <w:pStyle w:val="Compact"/>
@@ -963,7 +1026,9 @@
           </w:p>
         </w:tc>
         <w:tc>
-          <w:tcPr/>
+          <w:tcPr>
+            <w:tcW w:type="dxa" w:w="7030"/>
+          </w:tcPr>
           <w:p>
             <w:pPr>
               <w:pStyle w:val="Compact"/>
@@ -974,7 +1039,9 @@
           </w:p>
         </w:tc>
         <w:tc>
-          <w:tcPr/>
+          <w:tcPr>
+            <w:tcW w:type="dxa" w:w="1474"/>
+          </w:tcPr>
           <w:p>
             <w:pPr>
               <w:pStyle w:val="Compact"/>
@@ -1881,7 +1948,7 @@
         <w:pStyle w:val="FirstParagraph"/>
       </w:pPr>
       <w:r>
-        <w:t xml:space="preserve">Die Notarin hat die Beteiligten belehrt über Inhalt und Bedeutung des Vertrages, die Eigentumsübertragung erst mit Grundbucheintragung, die Bedeutung der Auflassungsvormerkung und der Belastungsvollmacht, die MaBV-Fälligkeitsvoraussetzungen, die 5-%-Sicherheit nach § 650m Abs. 2 BGB, die fünfjährige Mängelverjährung sowie die Möglichkeit, eigene technische Berater hinzuzuziehen. Sie hat darauf hingewiesen, dass sie als unparteiische Amtsträgerin keine wirtschaftliche, steuerliche oder bautechnische Beratung übernimmt und Baugrund, Bauüberwachung und Wirtschaftlichkeit von Wartungsverträgen nicht geprüft hat.</w:t>
+        <w:t xml:space="preserve">Im Beurkundungstermin soll die Notarin über Inhalt und Bedeutung des Vertrages, die Eigentumsübertragung erst mit Grundbucheintragung, Auflassungsvormerkung, Belastungsvollmacht, MaBV-Fälligkeitsvoraussetzungen, die 5-%-Sicherheit nach § 650m Abs. 2 BGB, die fünfjährige Mängelverjährung und die Möglichkeit eigener technischer Beratung belehren. Sie soll auf die Grenzen ihrer unparteiischen Amtstätigkeit hinweisen; wirtschaftliche, steuerliche und bautechnische Fragen bleiben gesondert zu prüfen.</w:t>
       </w:r>
     </w:p>
     <w:bookmarkEnd w:id="27"/>
@@ -1928,7 +1995,7 @@
         <w:t xml:space="preserve"> </w:t>
       </w:r>
       <w:r>
-        <w:t xml:space="preserve">— Baubeschreibung Fassung Mai 2026, Version 3.0; mitbeurkundeter Bestandteil dieser Urkunde und des geschuldeten Bausolls.</w:t>
+        <w:t xml:space="preserve">— Baubeschreibung Fassung Mai 2026, Version 3.0; zur Mitbeurkundung vorgesehener Bestandteil dieser Urkunde und des geschuldeten Bausolls.</w:t>
       </w:r>
     </w:p>
     <w:p>
@@ -1974,7 +2041,7 @@
         <w:pStyle w:val="FirstParagraph"/>
       </w:pPr>
       <w:r>
-        <w:t xml:space="preserve">Diese Niederschrift nebst Anlage Baubeschreibung wurde den Erschienenen von der Notarin vorgelesen, von ihnen genehmigt und sodann eigenhändig unterschrieben:</w:t>
+        <w:t xml:space="preserve">Verlesung, Genehmigung und Unterzeichnung dieser Niederschrift einschließlich der Anlage Baubeschreibung stehen noch aus. Die nachstehenden Unterschriftsfelder bleiben im Entwurf frei.</w:t>
       </w:r>
     </w:p>
     <w:p>
@@ -2089,6 +2156,18 @@
         <w:pStyle w:val="FirstParagraph"/>
       </w:pPr>
       <w:r>
+        <w:rPr>
+          <w:b/>
+          <w:bCs/>
+        </w:rPr>
+        <w:t xml:space="preserve">ENTWURF</w:t>
+      </w:r>
+    </w:p>
+    <w:p>
+      <w:pPr>
+        <w:pStyle w:val="BodyText"/>
+      </w:pPr>
+      <w:r>
         <w:t xml:space="preserve">Bauvorhaben: Wohnquartier „Marewald Höfe”, Gemarkung Eilbek, Flur 12, Flurstück 344/9</w:t>
       </w:r>
     </w:p>
@@ -2140,7 +2219,7 @@
         <w:t xml:space="preserve"> </w:t>
       </w:r>
       <w:r>
-        <w:t xml:space="preserve">Diese Baubeschreibung ist mitbeurkundeter Bestandteil des Kaufvertrages und beschreibt das Bausoll für die aufgeführten Gewerke. Wo sie konkrete Werte, Klassen oder Fabrikatsfamilien nennt, sind diese verbindlich; wo sie „gleichwertig” zulässt, ist die Gleichwertigkeit am genannten Kennwert zu messen. Unvollständige oder unklare Angaben werden nach § 5.5 des Vertrages ausgelegt.</w:t>
+        <w:t xml:space="preserve">Diese Baubeschreibung soll mit dem Kaufvertrag beurkundet werden und beschreibt das Bausoll für die aufgeführten Gewerke. Wo sie konkrete Werte, Klassen oder Fabrikatsfamilien nennt, sind diese verbindlich; wo sie „gleichwertig” zulässt, ist die Gleichwertigkeit am genannten Kennwert zu messen. Unvollständige oder unklare Angaben werden nach § 5.5 des Vertrages ausgelegt.</w:t>
       </w:r>
     </w:p>
     <w:p>
@@ -2712,14 +2791,17 @@
         <w:pStyle w:val="FirstParagraph"/>
       </w:pPr>
       <w:r>
-        <w:t xml:space="preserve">Diese Baubeschreibung ist mit dem Kaufvertrag mitbeurkundet. Bei Widersprüchen zwischen Baubeschreibung, Plänen und Vertragstext gilt die für den Käufer günstigere Auslegung, soweit sich aus dem Vertrag nichts Eindeutiges ergibt (§ 305c Abs. 2 BGB).</w:t>
+        <w:t xml:space="preserve">Diese Baubeschreibung ist zur Mitbeurkundung mit dem Kaufvertrag vorgesehen. Bei Widersprüchen zwischen Baubeschreibung, Plänen und Vertragstext gilt die für den Käufer günstigere Auslegung, soweit sich aus dem Vertrag nichts Eindeutiges ergibt (§ 305c Abs. 2 BGB).</w:t>
       </w:r>
     </w:p>
     <w:bookmarkEnd w:id="47"/>
     <w:sectPr>
+      <w:headerReference w:type="default" r:id="rId9"/>
       <w:footnotePr>
         <w:numRestart w:val="eachSect"/>
       </w:footnotePr>
+      <w:pgSz w:w="11906" w:h="16838"/>
+      <w:pgMar w:top="1247" w:bottom="1247" w:left="1417" w:right="1247"/>
     </w:sectPr>
   </w:body>
 </w:document>
@@ -2746,6 +2828,23 @@
     </w:p>
   </w:footnote>
 </w:footnotes>
+</file>
+
+<file path=word/header1.xml><?xml version="1.0" encoding="utf-8"?>
+<w:hdr xmlns:m="http://schemas.openxmlformats.org/officeDocument/2006/math" xmlns:mc="http://schemas.openxmlformats.org/markup-compatibility/2006" xmlns:mo="http://schemas.microsoft.com/office/mac/office/2008/main" xmlns:mv="urn:schemas-microsoft-com:mac:vml" xmlns:o="urn:schemas-microsoft-com:office:office" xmlns:r="http://schemas.openxmlformats.org/officeDocument/2006/relationships" xmlns:v="urn:schemas-microsoft-com:vml" xmlns:w10="urn:schemas-microsoft-com:office:word" xmlns:w14="http://schemas.microsoft.com/office/word/2010/wordml" xmlns:w="http://schemas.openxmlformats.org/wordprocessingml/2006/main" xmlns:wne="http://schemas.microsoft.com/office/word/2006/wordml" xmlns:wp14="http://schemas.microsoft.com/office/word/2010/wordprocessingDrawing" xmlns:wp="http://schemas.openxmlformats.org/drawingml/2006/wordprocessingDrawing" xmlns:wpc="http://schemas.microsoft.com/office/word/2010/wordprocessingCanvas" xmlns:wpg="http://schemas.microsoft.com/office/word/2010/wordprocessingGroup" xmlns:wpi="http://schemas.microsoft.com/office/word/2010/wordprocessingInk" xmlns:wps="http://schemas.microsoft.com/office/word/2010/wordprocessingShape" mc:Ignorable="w14 wp14">
+  <w:p>
+    <w:pPr>
+      <w:pStyle w:val="Header"/>
+    </w:pPr>
+    <w:r>
+      <w:rPr>
+        <w:b/>
+        <w:sz w:val="18"/>
+      </w:rPr>
+      <w:t>ENTWURF</w:t>
+    </w:r>
+  </w:p>
+</w:hdr>
 </file>
 
 <file path=word/numbering.xml><?xml version="1.0" encoding="utf-8"?>
@@ -3074,6 +3173,14 @@
   <w:style w:default="1" w:styleId="Normal" w:type="paragraph">
     <w:name w:val="Normal"/>
     <w:qFormat/>
+    <w:pPr>
+      <w:spacing w:line="269" w:lineRule="auto"/>
+    </w:pPr>
+    <w:rPr>
+      <w:rFonts w:ascii="Times New Roman" w:hAnsi="Times New Roman"/>
+      <w:color w:val="000000"/>
+      <w:sz w:val="22"/>
+    </w:rPr>
   </w:style>
   <w:style w:styleId="BodyText" w:type="paragraph">
     <w:name w:val="Body Text"/>
@@ -3083,12 +3190,18 @@
     <w:pPr>
       <w:spacing w:after="180" w:before="180"/>
     </w:pPr>
+    <w:rPr>
+      <w:color w:val="000000"/>
+    </w:rPr>
   </w:style>
   <w:style w:customStyle="1" w:styleId="FirstParagraph" w:type="paragraph">
     <w:name w:val="First Paragraph"/>
     <w:basedOn w:val="BodyText"/>
     <w:next w:val="BodyText"/>
     <w:qFormat/>
+    <w:rPr>
+      <w:color w:val="000000"/>
+    </w:rPr>
   </w:style>
   <w:style w:customStyle="1" w:styleId="Compact" w:type="paragraph">
     <w:name w:val="Compact"/>
@@ -3097,6 +3210,9 @@
     <w:pPr>
       <w:spacing w:after="36" w:before="36"/>
     </w:pPr>
+    <w:rPr>
+      <w:color w:val="000000"/>
+    </w:rPr>
   </w:style>
   <w:style w:styleId="Title" w:type="paragraph">
     <w:name w:val="Title"/>
@@ -3113,6 +3229,7 @@
     </w:pPr>
     <w:rPr>
       <w:rFonts w:asciiTheme="majorHAnsi" w:cstheme="majorBidi" w:eastAsiaTheme="majorEastAsia" w:hAnsiTheme="majorHAnsi"/>
+      <w:color w:val="000000"/>
       <w:sz w:val="56"/>
       <w:szCs w:val="56"/>
     </w:rPr>
@@ -3144,6 +3261,7 @@
     </w:pPr>
     <w:rPr>
       <w:rFonts w:cstheme="majorBidi" w:eastAsiaTheme="majorEastAsia"/>
+      <w:color w:val="000000"/>
       <w:spacing w:val="15"/>
       <w:sz w:val="28"/>
       <w:szCs w:val="28"/>
@@ -3173,6 +3291,7 @@
       <w:keepLines/>
     </w:pPr>
     <w:rPr>
+      <w:color w:val="000000"/>
       <w:sz w:val="24"/>
       <w:szCs w:val="24"/>
     </w:rPr>
@@ -3187,6 +3306,7 @@
       <w:keepLines/>
     </w:pPr>
     <w:rPr>
+      <w:color w:val="000000"/>
       <w:sz w:val="24"/>
       <w:szCs w:val="24"/>
     </w:rPr>
@@ -3204,6 +3324,7 @@
     </w:pPr>
     <w:rPr>
       <w:b/>
+      <w:color w:val="000000"/>
       <w:sz w:val="20"/>
       <w:szCs w:val="20"/>
     </w:rPr>
@@ -3219,6 +3340,7 @@
       <w:spacing w:after="300" w:before="100"/>
     </w:pPr>
     <w:rPr>
+      <w:color w:val="000000"/>
       <w:sz w:val="20"/>
       <w:szCs w:val="20"/>
     </w:rPr>
@@ -3229,7 +3351,9 @@
     <w:next w:val="Bibliography"/>
     <w:qFormat/>
     <w:pPr/>
-    <w:rPr/>
+    <w:rPr>
+      <w:color w:val="000000"/>
+    </w:rPr>
   </w:style>
   <w:style w:styleId="Heading1" w:type="paragraph">
     <w:name w:val="heading 1"/>
@@ -3247,7 +3371,7 @@
     </w:pPr>
     <w:rPr>
       <w:rFonts w:asciiTheme="majorHAnsi" w:cstheme="majorBidi" w:eastAsiaTheme="majorEastAsia" w:hAnsiTheme="majorHAnsi"/>
-      <w:color w:themeColor="accent1" w:themeShade="BF" w:val="0F4761"/>
+      <w:color w:val="000000"/>
       <w:sz w:val="40"/>
       <w:szCs w:val="40"/>
     </w:rPr>
@@ -3270,7 +3394,7 @@
     </w:pPr>
     <w:rPr>
       <w:rFonts w:asciiTheme="majorHAnsi" w:cstheme="majorBidi" w:eastAsiaTheme="majorEastAsia" w:hAnsiTheme="majorHAnsi"/>
-      <w:color w:themeColor="accent1" w:themeShade="BF" w:val="0F4761"/>
+      <w:color w:val="000000"/>
       <w:sz w:val="32"/>
       <w:szCs w:val="32"/>
     </w:rPr>
@@ -3293,7 +3417,7 @@
     </w:pPr>
     <w:rPr>
       <w:rFonts w:cstheme="majorBidi" w:eastAsiaTheme="majorEastAsia"/>
-      <w:color w:themeColor="accent1" w:themeShade="BF" w:val="0F4761"/>
+      <w:color w:val="000000"/>
       <w:sz w:val="28"/>
       <w:szCs w:val="28"/>
     </w:rPr>
@@ -3318,7 +3442,7 @@
       <w:rFonts w:cstheme="majorBidi" w:eastAsiaTheme="majorEastAsia"/>
       <w:i/>
       <w:iCs/>
-      <w:color w:themeColor="accent1" w:themeShade="BF" w:val="0F4761"/>
+      <w:color w:val="000000"/>
     </w:rPr>
   </w:style>
   <w:style w:styleId="Heading5" w:type="paragraph">
@@ -3339,7 +3463,7 @@
     </w:pPr>
     <w:rPr>
       <w:rFonts w:cstheme="majorBidi" w:eastAsiaTheme="majorEastAsia"/>
-      <w:color w:themeColor="accent1" w:themeShade="BF" w:val="0F4761"/>
+      <w:color w:val="000000"/>
     </w:rPr>
   </w:style>
   <w:style w:styleId="Heading6" w:type="paragraph">
@@ -3362,7 +3486,7 @@
       <w:rFonts w:cstheme="majorBidi" w:eastAsiaTheme="majorEastAsia"/>
       <w:i/>
       <w:iCs/>
-      <w:color w:themeColor="text1" w:themeTint="A6" w:val="595959"/>
+      <w:color w:val="000000"/>
     </w:rPr>
   </w:style>
   <w:style w:styleId="Heading7" w:type="paragraph">
@@ -3383,7 +3507,7 @@
     </w:pPr>
     <w:rPr>
       <w:rFonts w:cstheme="majorBidi" w:eastAsiaTheme="majorEastAsia"/>
-      <w:color w:themeColor="text1" w:themeTint="A6" w:val="595959"/>
+      <w:color w:val="000000"/>
     </w:rPr>
   </w:style>
   <w:style w:styleId="Heading8" w:type="paragraph">
@@ -3406,7 +3530,7 @@
       <w:rFonts w:cstheme="majorBidi" w:eastAsiaTheme="majorEastAsia"/>
       <w:i/>
       <w:iCs/>
-      <w:color w:themeColor="text1" w:themeTint="D8" w:val="272727"/>
+      <w:color w:val="000000"/>
     </w:rPr>
   </w:style>
   <w:style w:styleId="Heading9" w:type="paragraph">
@@ -3427,7 +3551,7 @@
     </w:pPr>
     <w:rPr>
       <w:rFonts w:cstheme="majorBidi" w:eastAsiaTheme="majorEastAsia"/>
-      <w:color w:themeColor="text1" w:themeTint="D8" w:val="272727"/>
+      <w:color w:val="000000"/>
     </w:rPr>
   </w:style>
   <w:style w:customStyle="1" w:styleId="Heading1Char" w:type="character">
@@ -3560,6 +3684,9 @@
       <w:spacing w:after="100" w:before="100"/>
       <w:ind w:firstLine="0" w:left="480" w:right="480"/>
     </w:pPr>
+    <w:rPr>
+      <w:color w:val="000000"/>
+    </w:rPr>
   </w:style>
   <w:style w:styleId="FootnoteText" w:type="paragraph">
     <w:name w:val="Footnote Text"/>
@@ -3568,6 +3695,9 @@
     <w:uiPriority w:val="9"/>
     <w:unhideWhenUsed/>
     <w:qFormat/>
+    <w:rPr>
+      <w:color w:val="000000"/>
+    </w:rPr>
   </w:style>
   <w:style w:styleId="FootnoteBlockText" w:type="paragraph">
     <w:name w:val="Footnote Block Text"/>
@@ -3580,6 +3710,9 @@
       <w:spacing w:after="100" w:before="100"/>
       <w:ind w:firstLine="0" w:left="480" w:right="480"/>
     </w:pPr>
+    <w:rPr>
+      <w:color w:val="000000"/>
+    </w:rPr>
   </w:style>
   <w:style w:default="1" w:styleId="DefaultParagraphFont" w:type="character">
     <w:name w:val="Default Paragraph Font"/>
@@ -3621,11 +3754,15 @@
     </w:pPr>
     <w:rPr>
       <w:b/>
+      <w:color w:val="000000"/>
     </w:rPr>
   </w:style>
   <w:style w:customStyle="1" w:styleId="Definition" w:type="paragraph">
     <w:name w:val="Definition"/>
     <w:basedOn w:val="Normal"/>
+    <w:rPr>
+      <w:color w:val="000000"/>
+    </w:rPr>
   </w:style>
   <w:style w:styleId="Caption" w:type="paragraph">
     <w:name w:val="Caption"/>
@@ -3636,6 +3773,7 @@
     </w:pPr>
     <w:rPr>
       <w:i/>
+      <w:color w:val="000000"/>
     </w:rPr>
   </w:style>
   <w:style w:customStyle="1" w:styleId="TableCaption" w:type="paragraph">
@@ -3644,14 +3782,23 @@
     <w:pPr>
       <w:keepNext/>
     </w:pPr>
+    <w:rPr>
+      <w:color w:val="000000"/>
+    </w:rPr>
   </w:style>
   <w:style w:customStyle="1" w:styleId="ImageCaption" w:type="paragraph">
     <w:name w:val="Image Caption"/>
     <w:basedOn w:val="Caption"/>
+    <w:rPr>
+      <w:color w:val="000000"/>
+    </w:rPr>
   </w:style>
   <w:style w:customStyle="1" w:styleId="Figure" w:type="paragraph">
     <w:name w:val="Figure"/>
     <w:basedOn w:val="Normal"/>
+    <w:rPr>
+      <w:color w:val="000000"/>
+    </w:rPr>
   </w:style>
   <w:style w:customStyle="1" w:styleId="CaptionedFigure" w:type="paragraph">
     <w:name w:val="Captioned Figure"/>
@@ -3659,6 +3806,9 @@
     <w:pPr>
       <w:keepNext/>
     </w:pPr>
+    <w:rPr>
+      <w:color w:val="000000"/>
+    </w:rPr>
   </w:style>
   <w:style w:customStyle="1" w:styleId="BodyTextChar" w:type="character">
     <w:name w:val="Body Text Char"/>
@@ -3706,7 +3856,7 @@
       <w:rFonts w:asciiTheme="majorHAnsi" w:cstheme="majorBidi" w:eastAsiaTheme="majorEastAsia" w:hAnsiTheme="majorHAnsi"/>
       <w:b w:val="0"/>
       <w:bCs w:val="0"/>
-      <w:color w:themeColor="accent1" w:themeShade="BF" w:val="365F91"/>
+      <w:color w:val="000000"/>
     </w:rPr>
   </w:style>
   <w:style w:type="paragraph" w:customStyle="1" w:styleId="SourceCode">
@@ -3716,6 +3866,9 @@
     <w:pPr>
       <w:wordWrap w:val="off"/>
     </w:pPr>
+    <w:rPr>
+      <w:color w:val="000000"/>
+    </w:rPr>
   </w:style>
   <w:style w:type="character" w:customStyle="1" w:styleId="KeywordTok">
     <w:name w:val="KeywordTok"/>
